--- a/00-首页/题组Word/第一轮·竞赛教材版/第一轮结构·6-有机分子结构初探（学生版）.docx
+++ b/00-首页/题组Word/第一轮·竞赛教材版/第一轮结构·6-有机分子结构初探（学生版）.docx
@@ -301,6 +301,31 @@
     </w:p>
     <w:p>
       <w:pPr>
+        <w:spacing w:before="0" w:after="0"/>
+      </w:pPr>
+    </w:p>
+    <w:p>
+      <w:pPr>
+        <w:spacing w:before="0" w:after="0"/>
+      </w:pPr>
+    </w:p>
+    <w:p>
+      <w:pPr>
+        <w:spacing w:before="0" w:after="0"/>
+      </w:pPr>
+    </w:p>
+    <w:p>
+      <w:pPr>
+        <w:spacing w:before="0" w:after="0"/>
+      </w:pPr>
+    </w:p>
+    <w:p>
+      <w:pPr>
+        <w:spacing w:before="0" w:after="0"/>
+      </w:pPr>
+    </w:p>
+    <w:p>
+      <w:pPr>
         <w:spacing w:before="160" w:after="80"/>
       </w:pPr>
       <w:r>
@@ -480,6 +505,31 @@
     </w:p>
     <w:p>
       <w:pPr>
+        <w:spacing w:before="0" w:after="0"/>
+      </w:pPr>
+    </w:p>
+    <w:p>
+      <w:pPr>
+        <w:spacing w:before="0" w:after="0"/>
+      </w:pPr>
+    </w:p>
+    <w:p>
+      <w:pPr>
+        <w:spacing w:before="0" w:after="0"/>
+      </w:pPr>
+    </w:p>
+    <w:p>
+      <w:pPr>
+        <w:spacing w:before="0" w:after="0"/>
+      </w:pPr>
+    </w:p>
+    <w:p>
+      <w:pPr>
+        <w:spacing w:before="0" w:after="0"/>
+      </w:pPr>
+    </w:p>
+    <w:p>
+      <w:pPr>
         <w:spacing w:before="160" w:after="80"/>
       </w:pPr>
       <w:r>
@@ -517,6 +567,8 @@
     <w:p>
       <w:pPr>
         <w:pStyle w:val="FirstParagraph"/>
+        <w:ind w:left="480" w:hanging="480"/>
+        <w:spacing w:after="0"/>
       </w:pPr>
       <w:r>
         <w:rPr>
@@ -598,6 +650,13 @@
         </w:rPr>
         <w:t>8</w:t>
       </w:r>
+    </w:p>
+    <w:p>
+      <w:pPr>
+        <w:pStyle w:val="FirstParagraph"/>
+        <w:ind w:left="480" w:hanging="480"/>
+        <w:spacing w:before="0" w:after="0"/>
+      </w:pPr>
       <w:r>
         <w:rPr>
           <w:rFonts w:hint="eastAsia" w:ascii="Times New Roman" w:hAnsi="Times New Roman" w:eastAsia="Times New Roman" w:cs="Times New Roman"/>
@@ -622,6 +681,13 @@
         </w:rPr>
         <w:t>在伊顿研究小组工作的博士后合成了这种烷的四硝基衍生物</w:t>
       </w:r>
+    </w:p>
+    <w:p>
+      <w:pPr>
+        <w:pStyle w:val="FirstParagraph"/>
+        <w:ind w:left="480" w:hanging="480"/>
+        <w:spacing w:before="0" w:after="0"/>
+      </w:pPr>
       <w:r>
         <w:rPr>
           <w:rFonts w:hint="eastAsia" w:ascii="Times New Roman" w:hAnsi="Times New Roman" w:eastAsia="Times New Roman" w:cs="Times New Roman"/>
@@ -694,6 +760,13 @@
         </w:rPr>
         <w:t>得到立方烷的四酰胺基衍生物</w:t>
       </w:r>
+    </w:p>
+    <w:p>
+      <w:pPr>
+        <w:pStyle w:val="FirstParagraph"/>
+        <w:ind w:left="480" w:hanging="480"/>
+        <w:spacing w:before="0" w:after="180"/>
+      </w:pPr>
       <w:r>
         <w:rPr>
           <w:rFonts w:hint="eastAsia" w:ascii="Times New Roman" w:hAnsi="Times New Roman" w:eastAsia="Times New Roman" w:cs="Times New Roman"/>
@@ -954,6 +1027,46 @@
     </w:p>
     <w:p>
       <w:pPr>
+        <w:spacing w:before="0" w:after="0"/>
+      </w:pPr>
+    </w:p>
+    <w:p>
+      <w:pPr>
+        <w:spacing w:before="0" w:after="0"/>
+      </w:pPr>
+    </w:p>
+    <w:p>
+      <w:pPr>
+        <w:spacing w:before="0" w:after="0"/>
+      </w:pPr>
+    </w:p>
+    <w:p>
+      <w:pPr>
+        <w:spacing w:before="0" w:after="0"/>
+      </w:pPr>
+    </w:p>
+    <w:p>
+      <w:pPr>
+        <w:spacing w:before="0" w:after="0"/>
+      </w:pPr>
+    </w:p>
+    <w:p>
+      <w:pPr>
+        <w:spacing w:before="0" w:after="0"/>
+      </w:pPr>
+    </w:p>
+    <w:p>
+      <w:pPr>
+        <w:spacing w:before="0" w:after="0"/>
+      </w:pPr>
+    </w:p>
+    <w:p>
+      <w:pPr>
+        <w:spacing w:before="0" w:after="0"/>
+      </w:pPr>
+    </w:p>
+    <w:p>
+      <w:pPr>
         <w:spacing w:before="160" w:after="80"/>
       </w:pPr>
       <w:r>
@@ -1214,6 +1327,31 @@
     </w:p>
     <w:p>
       <w:pPr>
+        <w:spacing w:before="0" w:after="0"/>
+      </w:pPr>
+    </w:p>
+    <w:p>
+      <w:pPr>
+        <w:spacing w:before="0" w:after="0"/>
+      </w:pPr>
+    </w:p>
+    <w:p>
+      <w:pPr>
+        <w:spacing w:before="0" w:after="0"/>
+      </w:pPr>
+    </w:p>
+    <w:p>
+      <w:pPr>
+        <w:spacing w:before="0" w:after="0"/>
+      </w:pPr>
+    </w:p>
+    <w:p>
+      <w:pPr>
+        <w:spacing w:before="0" w:after="0"/>
+      </w:pPr>
+    </w:p>
+    <w:p>
+      <w:pPr>
         <w:spacing w:before="160" w:after="80"/>
       </w:pPr>
       <w:r>
@@ -1565,6 +1703,46 @@
     </w:p>
     <w:p>
       <w:pPr>
+        <w:spacing w:before="0" w:after="0"/>
+      </w:pPr>
+    </w:p>
+    <w:p>
+      <w:pPr>
+        <w:spacing w:before="0" w:after="0"/>
+      </w:pPr>
+    </w:p>
+    <w:p>
+      <w:pPr>
+        <w:spacing w:before="0" w:after="0"/>
+      </w:pPr>
+    </w:p>
+    <w:p>
+      <w:pPr>
+        <w:spacing w:before="0" w:after="0"/>
+      </w:pPr>
+    </w:p>
+    <w:p>
+      <w:pPr>
+        <w:spacing w:before="0" w:after="0"/>
+      </w:pPr>
+    </w:p>
+    <w:p>
+      <w:pPr>
+        <w:spacing w:before="0" w:after="0"/>
+      </w:pPr>
+    </w:p>
+    <w:p>
+      <w:pPr>
+        <w:spacing w:before="0" w:after="0"/>
+      </w:pPr>
+    </w:p>
+    <w:p>
+      <w:pPr>
+        <w:spacing w:before="0" w:after="0"/>
+      </w:pPr>
+    </w:p>
+    <w:p>
+      <w:pPr>
         <w:spacing w:before="160" w:after="80"/>
       </w:pPr>
       <w:r>
@@ -1855,6 +2033,46 @@
         </w:rPr>
         <w:t xml:space="preserve"> (M)。</w:t>
       </w:r>
+    </w:p>
+    <w:p>
+      <w:pPr>
+        <w:spacing w:before="0" w:after="0"/>
+      </w:pPr>
+    </w:p>
+    <w:p>
+      <w:pPr>
+        <w:spacing w:before="0" w:after="0"/>
+      </w:pPr>
+    </w:p>
+    <w:p>
+      <w:pPr>
+        <w:spacing w:before="0" w:after="0"/>
+      </w:pPr>
+    </w:p>
+    <w:p>
+      <w:pPr>
+        <w:spacing w:before="0" w:after="0"/>
+      </w:pPr>
+    </w:p>
+    <w:p>
+      <w:pPr>
+        <w:spacing w:before="0" w:after="0"/>
+      </w:pPr>
+    </w:p>
+    <w:p>
+      <w:pPr>
+        <w:spacing w:before="0" w:after="0"/>
+      </w:pPr>
+    </w:p>
+    <w:p>
+      <w:pPr>
+        <w:spacing w:before="0" w:after="0"/>
+      </w:pPr>
+    </w:p>
+    <w:p>
+      <w:pPr>
+        <w:spacing w:before="0" w:after="0"/>
+      </w:pPr>
     </w:p>
     <w:p>
       <w:pPr>
@@ -1936,7 +2154,7 @@
         </w:rPr>
         <w:drawing>
           <wp:inline>
-            <wp:extent cx="2057400" cy="1562100"/>
+            <wp:extent cx="2057400" cy="1523518"/>
             <wp:effectExtent b="0" l="0" r="0" t="0"/>
             <wp:docPr descr="" title="" id="16" name="Picture"/>
             <a:graphic>
@@ -1957,7 +2175,7 @@
                   <pic:spPr bwMode="auto">
                     <a:xfrm>
                       <a:off x="0" y="0"/>
-                      <a:ext cx="2057400" cy="1562100"/>
+                      <a:ext cx="2057400" cy="1523518"/>
                     </a:xfrm>
                     <a:prstGeom prst="rect">
                       <a:avLst/>
@@ -1991,7 +2209,7 @@
         </w:rPr>
         <w:drawing>
           <wp:inline>
-            <wp:extent cx="1638300" cy="1422400"/>
+            <wp:extent cx="1638300" cy="1411868"/>
             <wp:effectExtent b="0" l="0" r="0" t="0"/>
             <wp:docPr descr="" title="" id="19" name="Picture"/>
             <a:graphic>
@@ -2012,7 +2230,7 @@
                   <pic:spPr bwMode="auto">
                     <a:xfrm>
                       <a:off x="0" y="0"/>
-                      <a:ext cx="1638300" cy="1422400"/>
+                      <a:ext cx="1638300" cy="1411868"/>
                     </a:xfrm>
                     <a:prstGeom prst="rect">
                       <a:avLst/>
@@ -2046,7 +2264,7 @@
         </w:rPr>
         <w:drawing>
           <wp:inline>
-            <wp:extent cx="2095500" cy="1600200"/>
+            <wp:extent cx="2095500" cy="1542699"/>
             <wp:effectExtent b="0" l="0" r="0" t="0"/>
             <wp:docPr descr="" title="" id="22" name="Picture"/>
             <a:graphic>
@@ -2067,7 +2285,7 @@
                   <pic:spPr bwMode="auto">
                     <a:xfrm>
                       <a:off x="0" y="0"/>
-                      <a:ext cx="2095500" cy="1600200"/>
+                      <a:ext cx="2095500" cy="1542699"/>
                     </a:xfrm>
                     <a:prstGeom prst="rect">
                       <a:avLst/>
@@ -2101,7 +2319,7 @@
         </w:rPr>
         <w:drawing>
           <wp:inline>
-            <wp:extent cx="2616200" cy="1308100"/>
+            <wp:extent cx="2616200" cy="1268857"/>
             <wp:effectExtent b="0" l="0" r="0" t="0"/>
             <wp:docPr descr="" title="" id="25" name="Picture"/>
             <a:graphic>
@@ -2122,7 +2340,7 @@
                   <pic:spPr bwMode="auto">
                     <a:xfrm>
                       <a:off x="0" y="0"/>
-                      <a:ext cx="2616200" cy="1308100"/>
+                      <a:ext cx="2616200" cy="1268857"/>
                     </a:xfrm>
                     <a:prstGeom prst="rect">
                       <a:avLst/>
@@ -2156,7 +2374,7 @@
         </w:rPr>
         <w:drawing>
           <wp:inline>
-            <wp:extent cx="2590800" cy="965200"/>
+            <wp:extent cx="2590800" cy="906780"/>
             <wp:effectExtent b="0" l="0" r="0" t="0"/>
             <wp:docPr descr="" title="" id="28" name="Picture"/>
             <a:graphic>
@@ -2177,7 +2395,7 @@
                   <pic:spPr bwMode="auto">
                     <a:xfrm>
                       <a:off x="0" y="0"/>
-                      <a:ext cx="2590800" cy="965200"/>
+                      <a:ext cx="2590800" cy="906780"/>
                     </a:xfrm>
                     <a:prstGeom prst="rect">
                       <a:avLst/>
@@ -2211,7 +2429,7 @@
         </w:rPr>
         <w:drawing>
           <wp:inline>
-            <wp:extent cx="3187700" cy="1498600"/>
+            <wp:extent cx="3187700" cy="1464269"/>
             <wp:effectExtent b="0" l="0" r="0" t="0"/>
             <wp:docPr descr="" title="" id="31" name="Picture"/>
             <a:graphic>
@@ -2232,7 +2450,7 @@
                   <pic:spPr bwMode="auto">
                     <a:xfrm>
                       <a:off x="0" y="0"/>
-                      <a:ext cx="3187700" cy="1498600"/>
+                      <a:ext cx="3187700" cy="1464269"/>
                     </a:xfrm>
                     <a:prstGeom prst="rect">
                       <a:avLst/>
@@ -2266,7 +2484,7 @@
         </w:rPr>
         <w:drawing>
           <wp:inline>
-            <wp:extent cx="1447800" cy="1308100"/>
+            <wp:extent cx="1447800" cy="1301692"/>
             <wp:effectExtent b="0" l="0" r="0" t="0"/>
             <wp:docPr descr="" title="" id="34" name="Picture"/>
             <a:graphic>
@@ -2287,7 +2505,7 @@
                   <pic:spPr bwMode="auto">
                     <a:xfrm>
                       <a:off x="0" y="0"/>
-                      <a:ext cx="1447800" cy="1308100"/>
+                      <a:ext cx="1447800" cy="1301692"/>
                     </a:xfrm>
                     <a:prstGeom prst="rect">
                       <a:avLst/>
@@ -2308,6 +2526,21 @@
     </w:p>
     <w:p>
       <w:pPr>
+        <w:spacing w:before="0" w:after="0"/>
+      </w:pPr>
+    </w:p>
+    <w:p>
+      <w:pPr>
+        <w:spacing w:before="0" w:after="0"/>
+      </w:pPr>
+    </w:p>
+    <w:p>
+      <w:pPr>
+        <w:spacing w:before="0" w:after="0"/>
+      </w:pPr>
+    </w:p>
+    <w:p>
+      <w:pPr>
         <w:spacing w:before="160" w:after="80"/>
       </w:pPr>
       <w:r>
@@ -2389,7 +2622,7 @@
         </w:rPr>
         <w:drawing>
           <wp:inline>
-            <wp:extent cx="3111500" cy="1638300"/>
+            <wp:extent cx="3111500" cy="1607608"/>
             <wp:effectExtent b="0" l="0" r="0" t="0"/>
             <wp:docPr descr="" title="" id="38" name="Picture"/>
             <a:graphic>
@@ -2410,7 +2643,7 @@
                   <pic:spPr bwMode="auto">
                     <a:xfrm>
                       <a:off x="0" y="0"/>
-                      <a:ext cx="3111500" cy="1638300"/>
+                      <a:ext cx="3111500" cy="1607608"/>
                     </a:xfrm>
                     <a:prstGeom prst="rect">
                       <a:avLst/>
@@ -2431,6 +2664,21 @@
     </w:p>
     <w:p>
       <w:pPr>
+        <w:spacing w:before="0" w:after="0"/>
+      </w:pPr>
+    </w:p>
+    <w:p>
+      <w:pPr>
+        <w:spacing w:before="0" w:after="0"/>
+      </w:pPr>
+    </w:p>
+    <w:p>
+      <w:pPr>
+        <w:spacing w:before="0" w:after="0"/>
+      </w:pPr>
+    </w:p>
+    <w:p>
+      <w:pPr>
         <w:spacing w:before="160" w:after="80"/>
       </w:pPr>
       <w:r>
@@ -2773,6 +3021,46 @@
         </w:rPr>
         <w:t>？</w:t>
       </w:r>
+    </w:p>
+    <w:p>
+      <w:pPr>
+        <w:spacing w:before="0" w:after="0"/>
+      </w:pPr>
+    </w:p>
+    <w:p>
+      <w:pPr>
+        <w:spacing w:before="0" w:after="0"/>
+      </w:pPr>
+    </w:p>
+    <w:p>
+      <w:pPr>
+        <w:spacing w:before="0" w:after="0"/>
+      </w:pPr>
+    </w:p>
+    <w:p>
+      <w:pPr>
+        <w:spacing w:before="0" w:after="0"/>
+      </w:pPr>
+    </w:p>
+    <w:p>
+      <w:pPr>
+        <w:spacing w:before="0" w:after="0"/>
+      </w:pPr>
+    </w:p>
+    <w:p>
+      <w:pPr>
+        <w:spacing w:before="0" w:after="0"/>
+      </w:pPr>
+    </w:p>
+    <w:p>
+      <w:pPr>
+        <w:spacing w:before="0" w:after="0"/>
+      </w:pPr>
+    </w:p>
+    <w:p>
+      <w:pPr>
+        <w:spacing w:before="0" w:after="0"/>
+      </w:pPr>
     </w:p>
     <w:p>
       <w:pPr>

--- a/00-首页/题组Word/第一轮·竞赛教材版/第一轮结构·6-有机分子结构初探（学生版）.docx
+++ b/00-首页/题组Word/第一轮·竞赛教材版/第一轮结构·6-有机分子结构初探（学生版）.docx
@@ -567,8 +567,6 @@
     <w:p>
       <w:pPr>
         <w:pStyle w:val="FirstParagraph"/>
-        <w:ind w:left="480" w:hanging="480"/>
-        <w:spacing w:after="0"/>
       </w:pPr>
       <w:r>
         <w:rPr>
@@ -650,13 +648,6 @@
         </w:rPr>
         <w:t>8</w:t>
       </w:r>
-    </w:p>
-    <w:p>
-      <w:pPr>
-        <w:pStyle w:val="FirstParagraph"/>
-        <w:ind w:left="480" w:hanging="480"/>
-        <w:spacing w:before="0" w:after="0"/>
-      </w:pPr>
       <w:r>
         <w:rPr>
           <w:rFonts w:hint="eastAsia" w:ascii="Times New Roman" w:hAnsi="Times New Roman" w:eastAsia="Times New Roman" w:cs="Times New Roman"/>
@@ -681,13 +672,6 @@
         </w:rPr>
         <w:t>在伊顿研究小组工作的博士后合成了这种烷的四硝基衍生物</w:t>
       </w:r>
-    </w:p>
-    <w:p>
-      <w:pPr>
-        <w:pStyle w:val="FirstParagraph"/>
-        <w:ind w:left="480" w:hanging="480"/>
-        <w:spacing w:before="0" w:after="0"/>
-      </w:pPr>
       <w:r>
         <w:rPr>
           <w:rFonts w:hint="eastAsia" w:ascii="Times New Roman" w:hAnsi="Times New Roman" w:eastAsia="Times New Roman" w:cs="Times New Roman"/>
@@ -760,13 +744,6 @@
         </w:rPr>
         <w:t>得到立方烷的四酰胺基衍生物</w:t>
       </w:r>
-    </w:p>
-    <w:p>
-      <w:pPr>
-        <w:pStyle w:val="FirstParagraph"/>
-        <w:ind w:left="480" w:hanging="480"/>
-        <w:spacing w:before="0" w:after="180"/>
-      </w:pPr>
       <w:r>
         <w:rPr>
           <w:rFonts w:hint="eastAsia" w:ascii="Times New Roman" w:hAnsi="Times New Roman" w:eastAsia="Times New Roman" w:cs="Times New Roman"/>

--- a/00-首页/题组Word/第一轮·竞赛教材版/第一轮结构·6-有机分子结构初探（学生版）.docx
+++ b/00-首页/题组Word/第一轮·竞赛教材版/第一轮结构·6-有机分子结构初探（学生版）.docx
@@ -3601,7 +3601,7 @@
     <ns0:rPr>
       <ns0:rFonts ns0:ascii="Times New Roman" ns0:cs="Times New Roman" ns0:eastAsia="SimHei" ns0:hAnsi="Times New Roman"/>
       <ns0:b/>
-      <ns0:color ns0:val="17324D"/>
+      <ns0:color ns0:val="000000"/>
       <ns0:sz ns0:val="44"/>
       <ns0:szCs ns0:val="56"/>
     </ns0:rPr>
@@ -3743,7 +3743,7 @@
     <ns0:rPr>
       <ns0:rFonts ns0:ascii="Times New Roman" ns0:cs="Times New Roman" ns0:eastAsia="SimHei" ns0:hAnsi="Times New Roman"/>
       <ns0:b/>
-      <ns0:color ns0:val="17324D"/>
+      <ns0:color ns0:val="000000"/>
       <ns0:sz ns0:val="32"/>
       <ns0:szCs ns0:val="40"/>
     </ns0:rPr>
@@ -3767,7 +3767,7 @@
     <ns0:rPr>
       <ns0:rFonts ns0:ascii="Times New Roman" ns0:cs="Times New Roman" ns0:eastAsia="SimHei" ns0:hAnsi="Times New Roman"/>
       <ns0:b/>
-      <ns0:color ns0:val="17324D"/>
+      <ns0:color ns0:val="000000"/>
       <ns0:sz ns0:val="28"/>
       <ns0:szCs ns0:val="32"/>
     </ns0:rPr>
@@ -3791,7 +3791,7 @@
     <ns0:rPr>
       <ns0:rFonts ns0:ascii="Times New Roman" ns0:cs="Times New Roman" ns0:eastAsia="SimHei" ns0:hAnsi="Times New Roman"/>
       <ns0:b/>
-      <ns0:color ns0:val="17324D"/>
+      <ns0:color ns0:val="000000"/>
       <ns0:sz ns0:val="25"/>
       <ns0:szCs ns0:val="28"/>
     </ns0:rPr>

--- a/00-首页/题组Word/第一轮·竞赛教材版/第一轮结构·6-有机分子结构初探（学生版）.docx
+++ b/00-首页/题组Word/第一轮·竞赛教材版/第一轮结构·6-有机分子结构初探（学生版）.docx
@@ -42,6 +42,60 @@
     </w:p>
     <w:p>
       <w:pPr>
+        <w:pStyle w:val="BlockText"/>
+        <w:ind w:firstLine="420"/>
+      </w:pPr>
+      <w:r>
+        <w:rPr>
+          <w:rFonts w:hint="eastAsia" w:ascii="Times New Roman" w:hAnsi="Times New Roman" w:eastAsia="FangSong" w:cs="Times New Roman"/>
+        </w:rPr>
+        <w:t xml:space="preserve">共</w:t>
+      </w:r>
+      <w:r>
+        <w:rPr>
+          <w:rFonts w:ascii="Times New Roman" w:hAnsi="Times New Roman" w:eastAsia="Times New Roman" w:cs="Times New Roman"/>
+        </w:rPr>
+        <w:t xml:space="preserve"> 9 </w:t>
+      </w:r>
+      <w:r>
+        <w:rPr>
+          <w:rFonts w:hint="eastAsia" w:ascii="Times New Roman" w:hAnsi="Times New Roman" w:eastAsia="FangSong" w:cs="Times New Roman"/>
+        </w:rPr>
+        <w:t>题</w:t>
+      </w:r>
+      <w:r>
+        <w:rPr>
+          <w:rFonts w:hint="eastAsia" w:ascii="Times New Roman" w:hAnsi="Times New Roman" w:eastAsia="Times New Roman" w:cs="Times New Roman"/>
+        </w:rPr>
+        <w:t>。</w:t>
+      </w:r>
+      <w:r>
+        <w:rPr>
+          <w:rFonts w:hint="eastAsia" w:ascii="Times New Roman" w:hAnsi="Times New Roman" w:eastAsia="FangSong" w:cs="Times New Roman"/>
+        </w:rPr>
+        <w:t>建议先独立完成</w:t>
+      </w:r>
+      <w:r>
+        <w:rPr>
+          <w:rFonts w:hint="eastAsia" w:ascii="Times New Roman" w:hAnsi="Times New Roman" w:eastAsia="Times New Roman" w:cs="Times New Roman"/>
+        </w:rPr>
+        <w:t>，</w:t>
+      </w:r>
+      <w:r>
+        <w:rPr>
+          <w:rFonts w:hint="eastAsia" w:ascii="Times New Roman" w:hAnsi="Times New Roman" w:eastAsia="FangSong" w:cs="Times New Roman"/>
+        </w:rPr>
+        <w:t>再核对答案</w:t>
+      </w:r>
+      <w:r>
+        <w:rPr>
+          <w:rFonts w:hint="eastAsia" w:ascii="Times New Roman" w:hAnsi="Times New Roman" w:eastAsia="Times New Roman" w:cs="Times New Roman"/>
+        </w:rPr>
+        <w:t>。</w:t>
+      </w:r>
+    </w:p>
+    <w:p>
+      <w:pPr>
         <w:spacing w:before="160" w:after="80"/>
       </w:pPr>
       <w:r>
@@ -91,6 +145,7 @@
     <w:p>
       <w:pPr>
         <w:pStyle w:val="FirstParagraph"/>
+        <w:ind w:firstLine="420"/>
       </w:pPr>
       <w:r>
         <w:rPr>
@@ -243,6 +298,7 @@
     <w:p>
       <w:pPr>
         <w:pStyle w:val="BodyText"/>
+        <w:ind w:firstLine="420"/>
       </w:pPr>
       <w:r>
         <w:rPr>
@@ -298,31 +354,6 @@
         </w:rPr>
         <w:t>)。</w:t>
       </w:r>
-    </w:p>
-    <w:p>
-      <w:pPr>
-        <w:spacing w:before="0" w:after="0"/>
-      </w:pPr>
-    </w:p>
-    <w:p>
-      <w:pPr>
-        <w:spacing w:before="0" w:after="0"/>
-      </w:pPr>
-    </w:p>
-    <w:p>
-      <w:pPr>
-        <w:spacing w:before="0" w:after="0"/>
-      </w:pPr>
-    </w:p>
-    <w:p>
-      <w:pPr>
-        <w:spacing w:before="0" w:after="0"/>
-      </w:pPr>
-    </w:p>
-    <w:p>
-      <w:pPr>
-        <w:spacing w:before="0" w:after="0"/>
-      </w:pPr>
     </w:p>
     <w:p>
       <w:pPr>
@@ -363,6 +394,7 @@
     <w:p>
       <w:pPr>
         <w:pStyle w:val="FirstParagraph"/>
+        <w:ind w:firstLine="420"/>
       </w:pPr>
       <w:r>
         <w:rPr>
@@ -502,31 +534,6 @@
         </w:rPr>
         <w:t>。</w:t>
       </w:r>
-    </w:p>
-    <w:p>
-      <w:pPr>
-        <w:spacing w:before="0" w:after="0"/>
-      </w:pPr>
-    </w:p>
-    <w:p>
-      <w:pPr>
-        <w:spacing w:before="0" w:after="0"/>
-      </w:pPr>
-    </w:p>
-    <w:p>
-      <w:pPr>
-        <w:spacing w:before="0" w:after="0"/>
-      </w:pPr>
-    </w:p>
-    <w:p>
-      <w:pPr>
-        <w:spacing w:before="0" w:after="0"/>
-      </w:pPr>
-    </w:p>
-    <w:p>
-      <w:pPr>
-        <w:spacing w:before="0" w:after="0"/>
-      </w:pPr>
     </w:p>
     <w:p>
       <w:pPr>
@@ -567,6 +574,7 @@
     <w:p>
       <w:pPr>
         <w:pStyle w:val="FirstParagraph"/>
+        <w:ind w:firstLine="420"/>
       </w:pPr>
       <w:r>
         <w:rPr>
@@ -802,6 +810,7 @@
     <w:p>
       <w:pPr>
         <w:pStyle w:val="BodyText"/>
+        <w:ind w:firstLine="420"/>
       </w:pPr>
       <w:r>
         <w:rPr>
@@ -864,6 +873,7 @@
           <w:ilvl w:val="0"/>
           <w:numId w:val="1001"/>
         </w:numPr>
+        <w:ind w:firstLine="420"/>
       </w:pPr>
       <w:r>
         <w:rPr>
@@ -896,6 +906,7 @@
           <w:ilvl w:val="0"/>
           <w:numId w:val="1001"/>
         </w:numPr>
+        <w:ind w:firstLine="420"/>
       </w:pPr>
       <w:r>
         <w:rPr>
@@ -982,6 +993,7 @@
           <w:ilvl w:val="0"/>
           <w:numId w:val="1001"/>
         </w:numPr>
+        <w:ind w:firstLine="420"/>
       </w:pPr>
       <w:r>
         <w:rPr>
@@ -1001,46 +1013,6 @@
         </w:rPr>
         <w:t>?</w:t>
       </w:r>
-    </w:p>
-    <w:p>
-      <w:pPr>
-        <w:spacing w:before="0" w:after="0"/>
-      </w:pPr>
-    </w:p>
-    <w:p>
-      <w:pPr>
-        <w:spacing w:before="0" w:after="0"/>
-      </w:pPr>
-    </w:p>
-    <w:p>
-      <w:pPr>
-        <w:spacing w:before="0" w:after="0"/>
-      </w:pPr>
-    </w:p>
-    <w:p>
-      <w:pPr>
-        <w:spacing w:before="0" w:after="0"/>
-      </w:pPr>
-    </w:p>
-    <w:p>
-      <w:pPr>
-        <w:spacing w:before="0" w:after="0"/>
-      </w:pPr>
-    </w:p>
-    <w:p>
-      <w:pPr>
-        <w:spacing w:before="0" w:after="0"/>
-      </w:pPr>
-    </w:p>
-    <w:p>
-      <w:pPr>
-        <w:spacing w:before="0" w:after="0"/>
-      </w:pPr>
-    </w:p>
-    <w:p>
-      <w:pPr>
-        <w:spacing w:before="0" w:after="0"/>
-      </w:pPr>
     </w:p>
     <w:p>
       <w:pPr>
@@ -1081,6 +1053,7 @@
     <w:p>
       <w:pPr>
         <w:pStyle w:val="FirstParagraph"/>
+        <w:ind w:firstLine="420"/>
       </w:pPr>
       <w:r>
         <w:rPr>
@@ -1248,6 +1221,7 @@
           <w:ilvl w:val="0"/>
           <w:numId w:val="1002"/>
         </w:numPr>
+        <w:ind w:firstLine="420"/>
       </w:pPr>
       <w:r>
         <w:rPr>
@@ -1268,6 +1242,7 @@
           <w:ilvl w:val="0"/>
           <w:numId w:val="1002"/>
         </w:numPr>
+        <w:ind w:firstLine="420"/>
       </w:pPr>
       <w:r>
         <w:rPr>
@@ -1288,6 +1263,7 @@
           <w:ilvl w:val="0"/>
           <w:numId w:val="1002"/>
         </w:numPr>
+        <w:ind w:firstLine="420"/>
       </w:pPr>
       <w:r>
         <w:rPr>
@@ -1301,31 +1277,6 @@
         </w:rPr>
         <w:t>。</w:t>
       </w:r>
-    </w:p>
-    <w:p>
-      <w:pPr>
-        <w:spacing w:before="0" w:after="0"/>
-      </w:pPr>
-    </w:p>
-    <w:p>
-      <w:pPr>
-        <w:spacing w:before="0" w:after="0"/>
-      </w:pPr>
-    </w:p>
-    <w:p>
-      <w:pPr>
-        <w:spacing w:before="0" w:after="0"/>
-      </w:pPr>
-    </w:p>
-    <w:p>
-      <w:pPr>
-        <w:spacing w:before="0" w:after="0"/>
-      </w:pPr>
-    </w:p>
-    <w:p>
-      <w:pPr>
-        <w:spacing w:before="0" w:after="0"/>
-      </w:pPr>
     </w:p>
     <w:p>
       <w:pPr>
@@ -1366,6 +1317,7 @@
     <w:p>
       <w:pPr>
         <w:pStyle w:val="FirstParagraph"/>
+        <w:ind w:firstLine="420"/>
       </w:pPr>
       <w:r>
         <w:rPr>
@@ -1524,6 +1476,7 @@
           <w:ilvl w:val="0"/>
           <w:numId w:val="1003"/>
         </w:numPr>
+        <w:ind w:firstLine="420"/>
       </w:pPr>
       <w:r>
         <w:rPr>
@@ -1544,6 +1497,7 @@
           <w:ilvl w:val="0"/>
           <w:numId w:val="1003"/>
         </w:numPr>
+        <w:ind w:firstLine="420"/>
       </w:pPr>
       <w:r>
         <w:rPr>
@@ -1677,46 +1631,6 @@
         </w:rPr>
         <w:t>。</w:t>
       </w:r>
-    </w:p>
-    <w:p>
-      <w:pPr>
-        <w:spacing w:before="0" w:after="0"/>
-      </w:pPr>
-    </w:p>
-    <w:p>
-      <w:pPr>
-        <w:spacing w:before="0" w:after="0"/>
-      </w:pPr>
-    </w:p>
-    <w:p>
-      <w:pPr>
-        <w:spacing w:before="0" w:after="0"/>
-      </w:pPr>
-    </w:p>
-    <w:p>
-      <w:pPr>
-        <w:spacing w:before="0" w:after="0"/>
-      </w:pPr>
-    </w:p>
-    <w:p>
-      <w:pPr>
-        <w:spacing w:before="0" w:after="0"/>
-      </w:pPr>
-    </w:p>
-    <w:p>
-      <w:pPr>
-        <w:spacing w:before="0" w:after="0"/>
-      </w:pPr>
-    </w:p>
-    <w:p>
-      <w:pPr>
-        <w:spacing w:before="0" w:after="0"/>
-      </w:pPr>
-    </w:p>
-    <w:p>
-      <w:pPr>
-        <w:spacing w:before="0" w:after="0"/>
-      </w:pPr>
     </w:p>
     <w:p>
       <w:pPr>
@@ -1757,6 +1671,7 @@
     <w:p>
       <w:pPr>
         <w:pStyle w:val="FirstParagraph"/>
+        <w:ind w:firstLine="420"/>
       </w:pPr>
       <w:r>
         <w:rPr>
@@ -2010,46 +1925,6 @@
         </w:rPr>
         <w:t xml:space="preserve"> (M)。</w:t>
       </w:r>
-    </w:p>
-    <w:p>
-      <w:pPr>
-        <w:spacing w:before="0" w:after="0"/>
-      </w:pPr>
-    </w:p>
-    <w:p>
-      <w:pPr>
-        <w:spacing w:before="0" w:after="0"/>
-      </w:pPr>
-    </w:p>
-    <w:p>
-      <w:pPr>
-        <w:spacing w:before="0" w:after="0"/>
-      </w:pPr>
-    </w:p>
-    <w:p>
-      <w:pPr>
-        <w:spacing w:before="0" w:after="0"/>
-      </w:pPr>
-    </w:p>
-    <w:p>
-      <w:pPr>
-        <w:spacing w:before="0" w:after="0"/>
-      </w:pPr>
-    </w:p>
-    <w:p>
-      <w:pPr>
-        <w:spacing w:before="0" w:after="0"/>
-      </w:pPr>
-    </w:p>
-    <w:p>
-      <w:pPr>
-        <w:spacing w:before="0" w:after="0"/>
-      </w:pPr>
-    </w:p>
-    <w:p>
-      <w:pPr>
-        <w:spacing w:before="0" w:after="0"/>
-      </w:pPr>
     </w:p>
     <w:p>
       <w:pPr>
@@ -2090,6 +1965,7 @@
     <w:p>
       <w:pPr>
         <w:pStyle w:val="FirstParagraph"/>
+        <w:ind w:firstLine="420"/>
       </w:pPr>
       <w:r>
         <w:rPr>
@@ -2131,7 +2007,7 @@
         </w:rPr>
         <w:drawing>
           <wp:inline>
-            <wp:extent cx="2057400" cy="1523518"/>
+            <wp:extent cx="2057400" cy="1562100"/>
             <wp:effectExtent b="0" l="0" r="0" t="0"/>
             <wp:docPr descr="" title="" id="16" name="Picture"/>
             <a:graphic>
@@ -2152,7 +2028,7 @@
                   <pic:spPr bwMode="auto">
                     <a:xfrm>
                       <a:off x="0" y="0"/>
-                      <a:ext cx="2057400" cy="1523518"/>
+                      <a:ext cx="2057400" cy="1562100"/>
                     </a:xfrm>
                     <a:prstGeom prst="rect">
                       <a:avLst/>
@@ -2186,7 +2062,7 @@
         </w:rPr>
         <w:drawing>
           <wp:inline>
-            <wp:extent cx="1638300" cy="1411868"/>
+            <wp:extent cx="1587500" cy="1371600"/>
             <wp:effectExtent b="0" l="0" r="0" t="0"/>
             <wp:docPr descr="" title="" id="19" name="Picture"/>
             <a:graphic>
@@ -2207,7 +2083,7 @@
                   <pic:spPr bwMode="auto">
                     <a:xfrm>
                       <a:off x="0" y="0"/>
-                      <a:ext cx="1638300" cy="1411868"/>
+                      <a:ext cx="1587500" cy="1371600"/>
                     </a:xfrm>
                     <a:prstGeom prst="rect">
                       <a:avLst/>
@@ -2241,7 +2117,7 @@
         </w:rPr>
         <w:drawing>
           <wp:inline>
-            <wp:extent cx="2095500" cy="1542699"/>
+            <wp:extent cx="2095500" cy="1600200"/>
             <wp:effectExtent b="0" l="0" r="0" t="0"/>
             <wp:docPr descr="" title="" id="22" name="Picture"/>
             <a:graphic>
@@ -2262,7 +2138,7 @@
                   <pic:spPr bwMode="auto">
                     <a:xfrm>
                       <a:off x="0" y="0"/>
-                      <a:ext cx="2095500" cy="1542699"/>
+                      <a:ext cx="2095500" cy="1600200"/>
                     </a:xfrm>
                     <a:prstGeom prst="rect">
                       <a:avLst/>
@@ -2296,7 +2172,7 @@
         </w:rPr>
         <w:drawing>
           <wp:inline>
-            <wp:extent cx="2616200" cy="1268857"/>
+            <wp:extent cx="2616200" cy="1308100"/>
             <wp:effectExtent b="0" l="0" r="0" t="0"/>
             <wp:docPr descr="" title="" id="25" name="Picture"/>
             <a:graphic>
@@ -2317,7 +2193,7 @@
                   <pic:spPr bwMode="auto">
                     <a:xfrm>
                       <a:off x="0" y="0"/>
-                      <a:ext cx="2616200" cy="1268857"/>
+                      <a:ext cx="2616200" cy="1308100"/>
                     </a:xfrm>
                     <a:prstGeom prst="rect">
                       <a:avLst/>
@@ -2351,7 +2227,7 @@
         </w:rPr>
         <w:drawing>
           <wp:inline>
-            <wp:extent cx="2590800" cy="906780"/>
+            <wp:extent cx="2565400" cy="914400"/>
             <wp:effectExtent b="0" l="0" r="0" t="0"/>
             <wp:docPr descr="" title="" id="28" name="Picture"/>
             <a:graphic>
@@ -2372,7 +2248,7 @@
                   <pic:spPr bwMode="auto">
                     <a:xfrm>
                       <a:off x="0" y="0"/>
-                      <a:ext cx="2590800" cy="906780"/>
+                      <a:ext cx="2565400" cy="914400"/>
                     </a:xfrm>
                     <a:prstGeom prst="rect">
                       <a:avLst/>
@@ -2406,7 +2282,7 @@
         </w:rPr>
         <w:drawing>
           <wp:inline>
-            <wp:extent cx="3187700" cy="1464269"/>
+            <wp:extent cx="3187700" cy="1498600"/>
             <wp:effectExtent b="0" l="0" r="0" t="0"/>
             <wp:docPr descr="" title="" id="31" name="Picture"/>
             <a:graphic>
@@ -2427,7 +2303,7 @@
                   <pic:spPr bwMode="auto">
                     <a:xfrm>
                       <a:off x="0" y="0"/>
-                      <a:ext cx="3187700" cy="1464269"/>
+                      <a:ext cx="3187700" cy="1498600"/>
                     </a:xfrm>
                     <a:prstGeom prst="rect">
                       <a:avLst/>
@@ -2461,7 +2337,7 @@
         </w:rPr>
         <w:drawing>
           <wp:inline>
-            <wp:extent cx="1447800" cy="1301692"/>
+            <wp:extent cx="1447800" cy="1308100"/>
             <wp:effectExtent b="0" l="0" r="0" t="0"/>
             <wp:docPr descr="" title="" id="34" name="Picture"/>
             <a:graphic>
@@ -2482,7 +2358,7 @@
                   <pic:spPr bwMode="auto">
                     <a:xfrm>
                       <a:off x="0" y="0"/>
-                      <a:ext cx="1447800" cy="1301692"/>
+                      <a:ext cx="1447800" cy="1308100"/>
                     </a:xfrm>
                     <a:prstGeom prst="rect">
                       <a:avLst/>
@@ -2503,21 +2379,6 @@
     </w:p>
     <w:p>
       <w:pPr>
-        <w:spacing w:before="0" w:after="0"/>
-      </w:pPr>
-    </w:p>
-    <w:p>
-      <w:pPr>
-        <w:spacing w:before="0" w:after="0"/>
-      </w:pPr>
-    </w:p>
-    <w:p>
-      <w:pPr>
-        <w:spacing w:before="0" w:after="0"/>
-      </w:pPr>
-    </w:p>
-    <w:p>
-      <w:pPr>
         <w:spacing w:before="160" w:after="80"/>
       </w:pPr>
       <w:r>
@@ -2555,6 +2416,7 @@
     <w:p>
       <w:pPr>
         <w:pStyle w:val="FirstParagraph"/>
+        <w:ind w:firstLine="420"/>
       </w:pPr>
       <w:r>
         <w:rPr>
@@ -2599,7 +2461,7 @@
         </w:rPr>
         <w:drawing>
           <wp:inline>
-            <wp:extent cx="3111500" cy="1607608"/>
+            <wp:extent cx="3111500" cy="1638300"/>
             <wp:effectExtent b="0" l="0" r="0" t="0"/>
             <wp:docPr descr="" title="" id="38" name="Picture"/>
             <a:graphic>
@@ -2620,7 +2482,7 @@
                   <pic:spPr bwMode="auto">
                     <a:xfrm>
                       <a:off x="0" y="0"/>
-                      <a:ext cx="3111500" cy="1607608"/>
+                      <a:ext cx="3111500" cy="1638300"/>
                     </a:xfrm>
                     <a:prstGeom prst="rect">
                       <a:avLst/>
@@ -2641,21 +2503,6 @@
     </w:p>
     <w:p>
       <w:pPr>
-        <w:spacing w:before="0" w:after="0"/>
-      </w:pPr>
-    </w:p>
-    <w:p>
-      <w:pPr>
-        <w:spacing w:before="0" w:after="0"/>
-      </w:pPr>
-    </w:p>
-    <w:p>
-      <w:pPr>
-        <w:spacing w:before="0" w:after="0"/>
-      </w:pPr>
-    </w:p>
-    <w:p>
-      <w:pPr>
         <w:spacing w:before="160" w:after="80"/>
       </w:pPr>
       <w:r>
@@ -2693,6 +2540,7 @@
     <w:p>
       <w:pPr>
         <w:pStyle w:val="FirstParagraph"/>
+        <w:ind w:firstLine="420"/>
       </w:pPr>
       <w:r>
         <w:rPr>
@@ -2758,6 +2606,7 @@
     <w:p>
       <w:pPr>
         <w:pStyle w:val="BodyText"/>
+        <w:ind w:firstLine="420"/>
       </w:pPr>
       <w:r>
         <w:rPr>
@@ -2845,6 +2694,7 @@
           <w:ilvl w:val="0"/>
           <w:numId w:val="1005"/>
         </w:numPr>
+        <w:ind w:firstLine="420"/>
       </w:pPr>
       <w:r>
         <w:rPr>
@@ -2877,6 +2727,7 @@
           <w:ilvl w:val="0"/>
           <w:numId w:val="1005"/>
         </w:numPr>
+        <w:ind w:firstLine="420"/>
       </w:pPr>
       <w:r>
         <w:rPr>
@@ -2897,6 +2748,7 @@
           <w:ilvl w:val="0"/>
           <w:numId w:val="1005"/>
         </w:numPr>
+        <w:ind w:firstLine="420"/>
       </w:pPr>
       <w:r>
         <w:rPr>
@@ -2935,6 +2787,7 @@
           <w:ilvl w:val="0"/>
           <w:numId w:val="1005"/>
         </w:numPr>
+        <w:ind w:firstLine="420"/>
       </w:pPr>
       <w:r>
         <w:rPr>
@@ -2973,6 +2826,7 @@
           <w:ilvl w:val="0"/>
           <w:numId w:val="1005"/>
         </w:numPr>
+        <w:ind w:firstLine="420"/>
       </w:pPr>
       <w:r>
         <w:rPr>
@@ -2998,46 +2852,6 @@
         </w:rPr>
         <w:t>？</w:t>
       </w:r>
-    </w:p>
-    <w:p>
-      <w:pPr>
-        <w:spacing w:before="0" w:after="0"/>
-      </w:pPr>
-    </w:p>
-    <w:p>
-      <w:pPr>
-        <w:spacing w:before="0" w:after="0"/>
-      </w:pPr>
-    </w:p>
-    <w:p>
-      <w:pPr>
-        <w:spacing w:before="0" w:after="0"/>
-      </w:pPr>
-    </w:p>
-    <w:p>
-      <w:pPr>
-        <w:spacing w:before="0" w:after="0"/>
-      </w:pPr>
-    </w:p>
-    <w:p>
-      <w:pPr>
-        <w:spacing w:before="0" w:after="0"/>
-      </w:pPr>
-    </w:p>
-    <w:p>
-      <w:pPr>
-        <w:spacing w:before="0" w:after="0"/>
-      </w:pPr>
-    </w:p>
-    <w:p>
-      <w:pPr>
-        <w:spacing w:before="0" w:after="0"/>
-      </w:pPr>
-    </w:p>
-    <w:p>
-      <w:pPr>
-        <w:spacing w:before="0" w:after="0"/>
-      </w:pPr>
     </w:p>
     <w:p>
       <w:pPr>
@@ -3601,7 +3415,7 @@
     <ns0:rPr>
       <ns0:rFonts ns0:ascii="Times New Roman" ns0:cs="Times New Roman" ns0:eastAsia="SimHei" ns0:hAnsi="Times New Roman"/>
       <ns0:b/>
-      <ns0:color ns0:val="000000"/>
+      <ns0:color ns0:val="17324D"/>
       <ns0:sz ns0:val="44"/>
       <ns0:szCs ns0:val="56"/>
     </ns0:rPr>
@@ -3743,7 +3557,7 @@
     <ns0:rPr>
       <ns0:rFonts ns0:ascii="Times New Roman" ns0:cs="Times New Roman" ns0:eastAsia="SimHei" ns0:hAnsi="Times New Roman"/>
       <ns0:b/>
-      <ns0:color ns0:val="000000"/>
+      <ns0:color ns0:val="17324D"/>
       <ns0:sz ns0:val="32"/>
       <ns0:szCs ns0:val="40"/>
     </ns0:rPr>
@@ -3767,7 +3581,7 @@
     <ns0:rPr>
       <ns0:rFonts ns0:ascii="Times New Roman" ns0:cs="Times New Roman" ns0:eastAsia="SimHei" ns0:hAnsi="Times New Roman"/>
       <ns0:b/>
-      <ns0:color ns0:val="000000"/>
+      <ns0:color ns0:val="17324D"/>
       <ns0:sz ns0:val="28"/>
       <ns0:szCs ns0:val="32"/>
     </ns0:rPr>
@@ -3791,7 +3605,7 @@
     <ns0:rPr>
       <ns0:rFonts ns0:ascii="Times New Roman" ns0:cs="Times New Roman" ns0:eastAsia="SimHei" ns0:hAnsi="Times New Roman"/>
       <ns0:b/>
-      <ns0:color ns0:val="000000"/>
+      <ns0:color ns0:val="17324D"/>
       <ns0:sz ns0:val="25"/>
       <ns0:szCs ns0:val="28"/>
     </ns0:rPr>
